--- a/Pakta_Integritas_Santri_dan_Orangtua (2).docx
+++ b/Pakta_Integritas_Santri_dan_Orangtua (2).docx
@@ -589,6 +589,7 @@
           <w:ilvl w:val="0"/>
           <w:numId w:val="2"/>
         </w:numPr>
+        <w:jc w:val="both"/>
       </w:pPr>
       <w:r>
         <w:rPr>
@@ -605,6 +606,7 @@
           <w:ilvl w:val="0"/>
           <w:numId w:val="2"/>
         </w:numPr>
+        <w:jc w:val="both"/>
       </w:pPr>
       <w:r>
         <w:rPr>
@@ -760,7 +762,7 @@
         <w:pBdr>
           <w:top w:val="single" w:sz="6" w:space="6" w:color="888888"/>
         </w:pBdr>
-        <w:jc w:val="center"/>
+        <w:jc w:val="both"/>
       </w:pPr>
       <w:r>
         <w:rPr>
@@ -1234,6 +1236,9 @@
     </w:tbl>
     <w:p/>
     <w:p>
+      <w:pPr>
+        <w:jc w:val="both"/>
+      </w:pPr>
       <w:r>
         <w:rPr>
           <w:sz w:val="24"/>
@@ -1675,7 +1680,7 @@
         <w:pBdr>
           <w:top w:val="single" w:sz="6" w:space="6" w:color="888888"/>
         </w:pBdr>
-        <w:jc w:val="center"/>
+        <w:jc w:val="both"/>
       </w:pPr>
       <w:r>
         <w:rPr>
@@ -1706,10 +1711,96 @@
 <file path=word/numbering.xml><?xml version="1.0" encoding="utf-8"?>
 <w:numbering xmlns:wpc="http://schemas.microsoft.com/office/word/2010/wordprocessingCanvas" xmlns:cx="http://schemas.microsoft.com/office/drawing/2014/chartex" xmlns:cx1="http://schemas.microsoft.com/office/drawing/2015/9/8/chartex" xmlns:cx2="http://schemas.microsoft.com/office/drawing/2015/10/21/chartex" xmlns:cx3="http://schemas.microsoft.com/office/drawing/2016/5/9/chartex" xmlns:cx4="http://schemas.microsoft.com/office/drawing/2016/5/10/chartex" xmlns:cx5="http://schemas.microsoft.com/office/drawing/2016/5/11/chartex" xmlns:cx6="http://schemas.microsoft.com/office/drawing/2016/5/12/chartex" xmlns:cx7="http://schemas.microsoft.com/office/drawing/2016/5/13/chartex" xmlns:cx8="http://schemas.microsoft.com/office/drawing/2016/5/14/chartex" xmlns:mc="http://schemas.openxmlformats.org/markup-compatibility/2006" xmlns:aink="http://schemas.microsoft.com/office/drawing/2016/ink" xmlns:am3d="http://schemas.microsoft.com/office/drawing/2017/model3d" xmlns:o="urn:schemas-microsoft-com:office:office" xmlns:oel="http://schemas.microsoft.com/office/2019/extlst" xmlns:r="http://schemas.openxmlformats.org/officeDocument/2006/relationships" xmlns:m="http://schemas.openxmlformats.org/officeDocument/2006/math" xmlns:v="urn:schemas-microsoft-com:vml" xmlns:wp14="http://schemas.microsoft.com/office/word/2010/wordprocessingDrawing" xmlns:wp="http://schemas.openxmlformats.org/drawingml/2006/wordprocessingDrawing" xmlns:w10="urn:schemas-microsoft-com:office:word" xmlns:w="http://schemas.openxmlformats.org/wordprocessingml/2006/main" xmlns:w14="http://schemas.microsoft.com/office/word/2010/wordml" xmlns:w15="http://schemas.microsoft.com/office/word/2012/wordml" xmlns:w16cex="http://schemas.microsoft.com/office/word/2018/wordml/cex" xmlns:w16cid="http://schemas.microsoft.com/office/word/2016/wordml/cid" xmlns:w16="http://schemas.microsoft.com/office/word/2018/wordml" xmlns:w16sdtdh="http://schemas.microsoft.com/office/word/2020/wordml/sdtdatahash" xmlns:w16se="http://schemas.microsoft.com/office/word/2015/wordml/symex" xmlns:wpg="http://schemas.microsoft.com/office/word/2010/wordprocessingGroup" xmlns:wpi="http://schemas.microsoft.com/office/word/2010/wordprocessingInk" xmlns:wne="http://schemas.microsoft.com/office/word/2006/wordml" xmlns:wps="http://schemas.microsoft.com/office/word/2010/wordprocessingShape" mc:Ignorable="w14 w15 w16se w16cid w16 w16cex w16sdtdh wp14">
   <w:abstractNum w:abstractNumId="0" w15:restartNumberingAfterBreak="0">
-    <w:nsid w:val="20FB7EDC"/>
+    <w:nsid w:val="10070819"/>
     <w:multiLevelType w:val="hybridMultilevel"/>
-    <w:tmpl w:val="06C61E72"/>
-    <w:lvl w:ilvl="0" w:tplc="65D04A48">
+    <w:tmpl w:val="D5B0665A"/>
+    <w:lvl w:ilvl="0" w:tplc="E04A2D5C">
+      <w:start w:val="1"/>
+      <w:numFmt w:val="bullet"/>
+      <w:lvlText w:val="●"/>
+      <w:lvlJc w:val="left"/>
+      <w:pPr>
+        <w:ind w:left="720" w:hanging="360"/>
+      </w:pPr>
+    </w:lvl>
+    <w:lvl w:ilvl="1" w:tplc="7DF236B4">
+      <w:start w:val="1"/>
+      <w:numFmt w:val="bullet"/>
+      <w:lvlText w:val="○"/>
+      <w:lvlJc w:val="left"/>
+      <w:pPr>
+        <w:ind w:left="1440" w:hanging="360"/>
+      </w:pPr>
+    </w:lvl>
+    <w:lvl w:ilvl="2" w:tplc="2A86A282">
+      <w:start w:val="1"/>
+      <w:numFmt w:val="bullet"/>
+      <w:lvlText w:val="■"/>
+      <w:lvlJc w:val="left"/>
+      <w:pPr>
+        <w:ind w:left="2160" w:hanging="360"/>
+      </w:pPr>
+    </w:lvl>
+    <w:lvl w:ilvl="3" w:tplc="C2B2E2F6">
+      <w:start w:val="1"/>
+      <w:numFmt w:val="bullet"/>
+      <w:lvlText w:val="●"/>
+      <w:lvlJc w:val="left"/>
+      <w:pPr>
+        <w:ind w:left="2880" w:hanging="360"/>
+      </w:pPr>
+    </w:lvl>
+    <w:lvl w:ilvl="4" w:tplc="77846AF6">
+      <w:start w:val="1"/>
+      <w:numFmt w:val="bullet"/>
+      <w:lvlText w:val="○"/>
+      <w:lvlJc w:val="left"/>
+      <w:pPr>
+        <w:ind w:left="3600" w:hanging="360"/>
+      </w:pPr>
+    </w:lvl>
+    <w:lvl w:ilvl="5" w:tplc="CF86E914">
+      <w:start w:val="1"/>
+      <w:numFmt w:val="bullet"/>
+      <w:lvlText w:val="■"/>
+      <w:lvlJc w:val="left"/>
+      <w:pPr>
+        <w:ind w:left="4320" w:hanging="360"/>
+      </w:pPr>
+    </w:lvl>
+    <w:lvl w:ilvl="6" w:tplc="5D006702">
+      <w:start w:val="1"/>
+      <w:numFmt w:val="bullet"/>
+      <w:lvlText w:val="●"/>
+      <w:lvlJc w:val="left"/>
+      <w:pPr>
+        <w:ind w:left="5040" w:hanging="360"/>
+      </w:pPr>
+    </w:lvl>
+    <w:lvl w:ilvl="7" w:tplc="3D184B98">
+      <w:start w:val="1"/>
+      <w:numFmt w:val="bullet"/>
+      <w:lvlText w:val="●"/>
+      <w:lvlJc w:val="left"/>
+      <w:pPr>
+        <w:ind w:left="5760" w:hanging="360"/>
+      </w:pPr>
+    </w:lvl>
+    <w:lvl w:ilvl="8" w:tplc="5B60E69A">
+      <w:start w:val="1"/>
+      <w:numFmt w:val="bullet"/>
+      <w:lvlText w:val="●"/>
+      <w:lvlJc w:val="left"/>
+      <w:pPr>
+        <w:ind w:left="6480" w:hanging="360"/>
+      </w:pPr>
+    </w:lvl>
+  </w:abstractNum>
+  <w:abstractNum w:abstractNumId="1" w15:restartNumberingAfterBreak="0">
+    <w:nsid w:val="14BF0987"/>
+    <w:multiLevelType w:val="hybridMultilevel"/>
+    <w:tmpl w:val="46FCAB7A"/>
+    <w:lvl w:ilvl="0" w:tplc="160631F2">
       <w:start w:val="1"/>
       <w:numFmt w:val="decimal"/>
       <w:lvlText w:val="%1."/>
@@ -1723,138 +1814,52 @@
         <w:szCs w:val="24"/>
       </w:rPr>
     </w:lvl>
-    <w:lvl w:ilvl="1" w:tplc="2924D8FA">
+    <w:lvl w:ilvl="1" w:tplc="94F04362">
       <w:numFmt w:val="decimal"/>
       <w:lvlText w:val=""/>
       <w:lvlJc w:val="left"/>
     </w:lvl>
-    <w:lvl w:ilvl="2" w:tplc="ADD676C6">
+    <w:lvl w:ilvl="2" w:tplc="67F47556">
       <w:numFmt w:val="decimal"/>
       <w:lvlText w:val=""/>
       <w:lvlJc w:val="left"/>
     </w:lvl>
-    <w:lvl w:ilvl="3" w:tplc="E56040E8">
+    <w:lvl w:ilvl="3" w:tplc="C8EC88D2">
       <w:numFmt w:val="decimal"/>
       <w:lvlText w:val=""/>
       <w:lvlJc w:val="left"/>
     </w:lvl>
-    <w:lvl w:ilvl="4" w:tplc="51C44FD0">
+    <w:lvl w:ilvl="4" w:tplc="59488724">
       <w:numFmt w:val="decimal"/>
       <w:lvlText w:val=""/>
       <w:lvlJc w:val="left"/>
     </w:lvl>
-    <w:lvl w:ilvl="5" w:tplc="71E4AA9E">
+    <w:lvl w:ilvl="5" w:tplc="D79046FA">
       <w:numFmt w:val="decimal"/>
       <w:lvlText w:val=""/>
       <w:lvlJc w:val="left"/>
     </w:lvl>
-    <w:lvl w:ilvl="6" w:tplc="EE083172">
+    <w:lvl w:ilvl="6" w:tplc="7CDC9494">
       <w:numFmt w:val="decimal"/>
       <w:lvlText w:val=""/>
       <w:lvlJc w:val="left"/>
     </w:lvl>
-    <w:lvl w:ilvl="7" w:tplc="34BC784C">
+    <w:lvl w:ilvl="7" w:tplc="747655EC">
       <w:numFmt w:val="decimal"/>
       <w:lvlText w:val=""/>
       <w:lvlJc w:val="left"/>
     </w:lvl>
-    <w:lvl w:ilvl="8" w:tplc="670C9BF0">
+    <w:lvl w:ilvl="8" w:tplc="992C9262">
       <w:numFmt w:val="decimal"/>
       <w:lvlText w:val=""/>
       <w:lvlJc w:val="left"/>
     </w:lvl>
   </w:abstractNum>
-  <w:abstractNum w:abstractNumId="1" w15:restartNumberingAfterBreak="0">
-    <w:nsid w:val="2B632A7E"/>
+  <w:abstractNum w:abstractNumId="2" w15:restartNumberingAfterBreak="0">
+    <w:nsid w:val="4F7929BD"/>
     <w:multiLevelType w:val="hybridMultilevel"/>
-    <w:tmpl w:val="CC125EF6"/>
-    <w:lvl w:ilvl="0" w:tplc="9C6EAD0E">
-      <w:start w:val="1"/>
-      <w:numFmt w:val="bullet"/>
-      <w:lvlText w:val="●"/>
-      <w:lvlJc w:val="left"/>
-      <w:pPr>
-        <w:ind w:left="720" w:hanging="360"/>
-      </w:pPr>
-    </w:lvl>
-    <w:lvl w:ilvl="1" w:tplc="A7026EC0">
-      <w:start w:val="1"/>
-      <w:numFmt w:val="bullet"/>
-      <w:lvlText w:val="○"/>
-      <w:lvlJc w:val="left"/>
-      <w:pPr>
-        <w:ind w:left="1440" w:hanging="360"/>
-      </w:pPr>
-    </w:lvl>
-    <w:lvl w:ilvl="2" w:tplc="30CA15C0">
-      <w:start w:val="1"/>
-      <w:numFmt w:val="bullet"/>
-      <w:lvlText w:val="■"/>
-      <w:lvlJc w:val="left"/>
-      <w:pPr>
-        <w:ind w:left="2160" w:hanging="360"/>
-      </w:pPr>
-    </w:lvl>
-    <w:lvl w:ilvl="3" w:tplc="C69011C6">
-      <w:start w:val="1"/>
-      <w:numFmt w:val="bullet"/>
-      <w:lvlText w:val="●"/>
-      <w:lvlJc w:val="left"/>
-      <w:pPr>
-        <w:ind w:left="2880" w:hanging="360"/>
-      </w:pPr>
-    </w:lvl>
-    <w:lvl w:ilvl="4" w:tplc="499C7A90">
-      <w:start w:val="1"/>
-      <w:numFmt w:val="bullet"/>
-      <w:lvlText w:val="○"/>
-      <w:lvlJc w:val="left"/>
-      <w:pPr>
-        <w:ind w:left="3600" w:hanging="360"/>
-      </w:pPr>
-    </w:lvl>
-    <w:lvl w:ilvl="5" w:tplc="66A42986">
-      <w:start w:val="1"/>
-      <w:numFmt w:val="bullet"/>
-      <w:lvlText w:val="■"/>
-      <w:lvlJc w:val="left"/>
-      <w:pPr>
-        <w:ind w:left="4320" w:hanging="360"/>
-      </w:pPr>
-    </w:lvl>
-    <w:lvl w:ilvl="6" w:tplc="703C3174">
-      <w:start w:val="1"/>
-      <w:numFmt w:val="bullet"/>
-      <w:lvlText w:val="●"/>
-      <w:lvlJc w:val="left"/>
-      <w:pPr>
-        <w:ind w:left="5040" w:hanging="360"/>
-      </w:pPr>
-    </w:lvl>
-    <w:lvl w:ilvl="7" w:tplc="AACE3456">
-      <w:start w:val="1"/>
-      <w:numFmt w:val="bullet"/>
-      <w:lvlText w:val="●"/>
-      <w:lvlJc w:val="left"/>
-      <w:pPr>
-        <w:ind w:left="5760" w:hanging="360"/>
-      </w:pPr>
-    </w:lvl>
-    <w:lvl w:ilvl="8" w:tplc="23AA81D8">
-      <w:start w:val="1"/>
-      <w:numFmt w:val="bullet"/>
-      <w:lvlText w:val="●"/>
-      <w:lvlJc w:val="left"/>
-      <w:pPr>
-        <w:ind w:left="6480" w:hanging="360"/>
-      </w:pPr>
-    </w:lvl>
-  </w:abstractNum>
-  <w:abstractNum w:abstractNumId="2" w15:restartNumberingAfterBreak="0">
-    <w:nsid w:val="5AEC6112"/>
-    <w:multiLevelType w:val="hybridMultilevel"/>
-    <w:tmpl w:val="595801D8"/>
-    <w:lvl w:ilvl="0" w:tplc="0B647D68">
+    <w:tmpl w:val="E62E1948"/>
+    <w:lvl w:ilvl="0" w:tplc="4008FD28">
       <w:start w:val="1"/>
       <w:numFmt w:val="decimal"/>
       <w:lvlText w:val="%1."/>
@@ -1868,61 +1873,61 @@
         <w:szCs w:val="24"/>
       </w:rPr>
     </w:lvl>
-    <w:lvl w:ilvl="1" w:tplc="772C7194">
+    <w:lvl w:ilvl="1" w:tplc="AF0AAA42">
       <w:numFmt w:val="decimal"/>
       <w:lvlText w:val=""/>
       <w:lvlJc w:val="left"/>
     </w:lvl>
-    <w:lvl w:ilvl="2" w:tplc="93605822">
+    <w:lvl w:ilvl="2" w:tplc="2488DC18">
       <w:numFmt w:val="decimal"/>
       <w:lvlText w:val=""/>
       <w:lvlJc w:val="left"/>
     </w:lvl>
-    <w:lvl w:ilvl="3" w:tplc="95BA7F6C">
+    <w:lvl w:ilvl="3" w:tplc="2EFCFF06">
       <w:numFmt w:val="decimal"/>
       <w:lvlText w:val=""/>
       <w:lvlJc w:val="left"/>
     </w:lvl>
-    <w:lvl w:ilvl="4" w:tplc="E29C0636">
+    <w:lvl w:ilvl="4" w:tplc="3C34284C">
       <w:numFmt w:val="decimal"/>
       <w:lvlText w:val=""/>
       <w:lvlJc w:val="left"/>
     </w:lvl>
-    <w:lvl w:ilvl="5" w:tplc="9D78908C">
+    <w:lvl w:ilvl="5" w:tplc="6FE8A556">
       <w:numFmt w:val="decimal"/>
       <w:lvlText w:val=""/>
       <w:lvlJc w:val="left"/>
     </w:lvl>
-    <w:lvl w:ilvl="6" w:tplc="B16C2754">
+    <w:lvl w:ilvl="6" w:tplc="4594B052">
       <w:numFmt w:val="decimal"/>
       <w:lvlText w:val=""/>
       <w:lvlJc w:val="left"/>
     </w:lvl>
-    <w:lvl w:ilvl="7" w:tplc="0B586FC0">
+    <w:lvl w:ilvl="7" w:tplc="C868D766">
       <w:numFmt w:val="decimal"/>
       <w:lvlText w:val=""/>
       <w:lvlJc w:val="left"/>
     </w:lvl>
-    <w:lvl w:ilvl="8" w:tplc="7D9AE308">
+    <w:lvl w:ilvl="8" w:tplc="E4BCA626">
       <w:numFmt w:val="decimal"/>
       <w:lvlText w:val=""/>
       <w:lvlJc w:val="left"/>
     </w:lvl>
   </w:abstractNum>
-  <w:num w:numId="1" w16cid:durableId="2078163777">
-    <w:abstractNumId w:val="1"/>
-    <w:lvlOverride w:ilvl="0">
-      <w:startOverride w:val="1"/>
-    </w:lvlOverride>
-  </w:num>
-  <w:num w:numId="2" w16cid:durableId="1016925718">
+  <w:num w:numId="1" w16cid:durableId="1677876069">
     <w:abstractNumId w:val="0"/>
     <w:lvlOverride w:ilvl="0">
       <w:startOverride w:val="1"/>
     </w:lvlOverride>
   </w:num>
-  <w:num w:numId="3" w16cid:durableId="835807427">
+  <w:num w:numId="2" w16cid:durableId="331295282">
     <w:abstractNumId w:val="2"/>
+    <w:lvlOverride w:ilvl="0">
+      <w:startOverride w:val="1"/>
+    </w:lvlOverride>
+  </w:num>
+  <w:num w:numId="3" w16cid:durableId="779110654">
+    <w:abstractNumId w:val="1"/>
     <w:lvlOverride w:ilvl="0">
       <w:startOverride w:val="1"/>
     </w:lvlOverride>

--- a/Pakta_Integritas_Santri_dan_Orangtua (2).docx
+++ b/Pakta_Integritas_Santri_dan_Orangtua (2).docx
@@ -1711,96 +1711,10 @@
 <file path=word/numbering.xml><?xml version="1.0" encoding="utf-8"?>
 <w:numbering xmlns:wpc="http://schemas.microsoft.com/office/word/2010/wordprocessingCanvas" xmlns:cx="http://schemas.microsoft.com/office/drawing/2014/chartex" xmlns:cx1="http://schemas.microsoft.com/office/drawing/2015/9/8/chartex" xmlns:cx2="http://schemas.microsoft.com/office/drawing/2015/10/21/chartex" xmlns:cx3="http://schemas.microsoft.com/office/drawing/2016/5/9/chartex" xmlns:cx4="http://schemas.microsoft.com/office/drawing/2016/5/10/chartex" xmlns:cx5="http://schemas.microsoft.com/office/drawing/2016/5/11/chartex" xmlns:cx6="http://schemas.microsoft.com/office/drawing/2016/5/12/chartex" xmlns:cx7="http://schemas.microsoft.com/office/drawing/2016/5/13/chartex" xmlns:cx8="http://schemas.microsoft.com/office/drawing/2016/5/14/chartex" xmlns:mc="http://schemas.openxmlformats.org/markup-compatibility/2006" xmlns:aink="http://schemas.microsoft.com/office/drawing/2016/ink" xmlns:am3d="http://schemas.microsoft.com/office/drawing/2017/model3d" xmlns:o="urn:schemas-microsoft-com:office:office" xmlns:oel="http://schemas.microsoft.com/office/2019/extlst" xmlns:r="http://schemas.openxmlformats.org/officeDocument/2006/relationships" xmlns:m="http://schemas.openxmlformats.org/officeDocument/2006/math" xmlns:v="urn:schemas-microsoft-com:vml" xmlns:wp14="http://schemas.microsoft.com/office/word/2010/wordprocessingDrawing" xmlns:wp="http://schemas.openxmlformats.org/drawingml/2006/wordprocessingDrawing" xmlns:w10="urn:schemas-microsoft-com:office:word" xmlns:w="http://schemas.openxmlformats.org/wordprocessingml/2006/main" xmlns:w14="http://schemas.microsoft.com/office/word/2010/wordml" xmlns:w15="http://schemas.microsoft.com/office/word/2012/wordml" xmlns:w16cex="http://schemas.microsoft.com/office/word/2018/wordml/cex" xmlns:w16cid="http://schemas.microsoft.com/office/word/2016/wordml/cid" xmlns:w16="http://schemas.microsoft.com/office/word/2018/wordml" xmlns:w16sdtdh="http://schemas.microsoft.com/office/word/2020/wordml/sdtdatahash" xmlns:w16se="http://schemas.microsoft.com/office/word/2015/wordml/symex" xmlns:wpg="http://schemas.microsoft.com/office/word/2010/wordprocessingGroup" xmlns:wpi="http://schemas.microsoft.com/office/word/2010/wordprocessingInk" xmlns:wne="http://schemas.microsoft.com/office/word/2006/wordml" xmlns:wps="http://schemas.microsoft.com/office/word/2010/wordprocessingShape" mc:Ignorable="w14 w15 w16se w16cid w16 w16cex w16sdtdh wp14">
   <w:abstractNum w:abstractNumId="0" w15:restartNumberingAfterBreak="0">
-    <w:nsid w:val="10070819"/>
+    <w:nsid w:val="09FF3E16"/>
     <w:multiLevelType w:val="hybridMultilevel"/>
-    <w:tmpl w:val="D5B0665A"/>
-    <w:lvl w:ilvl="0" w:tplc="E04A2D5C">
-      <w:start w:val="1"/>
-      <w:numFmt w:val="bullet"/>
-      <w:lvlText w:val="●"/>
-      <w:lvlJc w:val="left"/>
-      <w:pPr>
-        <w:ind w:left="720" w:hanging="360"/>
-      </w:pPr>
-    </w:lvl>
-    <w:lvl w:ilvl="1" w:tplc="7DF236B4">
-      <w:start w:val="1"/>
-      <w:numFmt w:val="bullet"/>
-      <w:lvlText w:val="○"/>
-      <w:lvlJc w:val="left"/>
-      <w:pPr>
-        <w:ind w:left="1440" w:hanging="360"/>
-      </w:pPr>
-    </w:lvl>
-    <w:lvl w:ilvl="2" w:tplc="2A86A282">
-      <w:start w:val="1"/>
-      <w:numFmt w:val="bullet"/>
-      <w:lvlText w:val="■"/>
-      <w:lvlJc w:val="left"/>
-      <w:pPr>
-        <w:ind w:left="2160" w:hanging="360"/>
-      </w:pPr>
-    </w:lvl>
-    <w:lvl w:ilvl="3" w:tplc="C2B2E2F6">
-      <w:start w:val="1"/>
-      <w:numFmt w:val="bullet"/>
-      <w:lvlText w:val="●"/>
-      <w:lvlJc w:val="left"/>
-      <w:pPr>
-        <w:ind w:left="2880" w:hanging="360"/>
-      </w:pPr>
-    </w:lvl>
-    <w:lvl w:ilvl="4" w:tplc="77846AF6">
-      <w:start w:val="1"/>
-      <w:numFmt w:val="bullet"/>
-      <w:lvlText w:val="○"/>
-      <w:lvlJc w:val="left"/>
-      <w:pPr>
-        <w:ind w:left="3600" w:hanging="360"/>
-      </w:pPr>
-    </w:lvl>
-    <w:lvl w:ilvl="5" w:tplc="CF86E914">
-      <w:start w:val="1"/>
-      <w:numFmt w:val="bullet"/>
-      <w:lvlText w:val="■"/>
-      <w:lvlJc w:val="left"/>
-      <w:pPr>
-        <w:ind w:left="4320" w:hanging="360"/>
-      </w:pPr>
-    </w:lvl>
-    <w:lvl w:ilvl="6" w:tplc="5D006702">
-      <w:start w:val="1"/>
-      <w:numFmt w:val="bullet"/>
-      <w:lvlText w:val="●"/>
-      <w:lvlJc w:val="left"/>
-      <w:pPr>
-        <w:ind w:left="5040" w:hanging="360"/>
-      </w:pPr>
-    </w:lvl>
-    <w:lvl w:ilvl="7" w:tplc="3D184B98">
-      <w:start w:val="1"/>
-      <w:numFmt w:val="bullet"/>
-      <w:lvlText w:val="●"/>
-      <w:lvlJc w:val="left"/>
-      <w:pPr>
-        <w:ind w:left="5760" w:hanging="360"/>
-      </w:pPr>
-    </w:lvl>
-    <w:lvl w:ilvl="8" w:tplc="5B60E69A">
-      <w:start w:val="1"/>
-      <w:numFmt w:val="bullet"/>
-      <w:lvlText w:val="●"/>
-      <w:lvlJc w:val="left"/>
-      <w:pPr>
-        <w:ind w:left="6480" w:hanging="360"/>
-      </w:pPr>
-    </w:lvl>
-  </w:abstractNum>
-  <w:abstractNum w:abstractNumId="1" w15:restartNumberingAfterBreak="0">
-    <w:nsid w:val="14BF0987"/>
-    <w:multiLevelType w:val="hybridMultilevel"/>
-    <w:tmpl w:val="46FCAB7A"/>
-    <w:lvl w:ilvl="0" w:tplc="160631F2">
+    <w:tmpl w:val="1D161BBC"/>
+    <w:lvl w:ilvl="0" w:tplc="42DC7C68">
       <w:start w:val="1"/>
       <w:numFmt w:val="decimal"/>
       <w:lvlText w:val="%1."/>
@@ -1814,120 +1728,206 @@
         <w:szCs w:val="24"/>
       </w:rPr>
     </w:lvl>
-    <w:lvl w:ilvl="1" w:tplc="94F04362">
+    <w:lvl w:ilvl="1" w:tplc="23D61FBE">
       <w:numFmt w:val="decimal"/>
       <w:lvlText w:val=""/>
       <w:lvlJc w:val="left"/>
     </w:lvl>
-    <w:lvl w:ilvl="2" w:tplc="67F47556">
+    <w:lvl w:ilvl="2" w:tplc="0E9CD768">
       <w:numFmt w:val="decimal"/>
       <w:lvlText w:val=""/>
       <w:lvlJc w:val="left"/>
     </w:lvl>
-    <w:lvl w:ilvl="3" w:tplc="C8EC88D2">
+    <w:lvl w:ilvl="3" w:tplc="376C8A1C">
       <w:numFmt w:val="decimal"/>
       <w:lvlText w:val=""/>
       <w:lvlJc w:val="left"/>
     </w:lvl>
-    <w:lvl w:ilvl="4" w:tplc="59488724">
+    <w:lvl w:ilvl="4" w:tplc="FE56B41C">
       <w:numFmt w:val="decimal"/>
       <w:lvlText w:val=""/>
       <w:lvlJc w:val="left"/>
     </w:lvl>
-    <w:lvl w:ilvl="5" w:tplc="D79046FA">
+    <w:lvl w:ilvl="5" w:tplc="14BCDADC">
       <w:numFmt w:val="decimal"/>
       <w:lvlText w:val=""/>
       <w:lvlJc w:val="left"/>
     </w:lvl>
-    <w:lvl w:ilvl="6" w:tplc="7CDC9494">
+    <w:lvl w:ilvl="6" w:tplc="B29239C2">
       <w:numFmt w:val="decimal"/>
       <w:lvlText w:val=""/>
       <w:lvlJc w:val="left"/>
     </w:lvl>
-    <w:lvl w:ilvl="7" w:tplc="747655EC">
+    <w:lvl w:ilvl="7" w:tplc="4CD8655A">
       <w:numFmt w:val="decimal"/>
       <w:lvlText w:val=""/>
       <w:lvlJc w:val="left"/>
     </w:lvl>
-    <w:lvl w:ilvl="8" w:tplc="992C9262">
+    <w:lvl w:ilvl="8" w:tplc="91FAA69A">
+      <w:numFmt w:val="decimal"/>
+      <w:lvlText w:val=""/>
+      <w:lvlJc w:val="left"/>
+    </w:lvl>
+  </w:abstractNum>
+  <w:abstractNum w:abstractNumId="1" w15:restartNumberingAfterBreak="0">
+    <w:nsid w:val="31B52B0A"/>
+    <w:multiLevelType w:val="hybridMultilevel"/>
+    <w:tmpl w:val="C2663AEA"/>
+    <w:lvl w:ilvl="0" w:tplc="ACB8A718">
+      <w:start w:val="1"/>
+      <w:numFmt w:val="decimal"/>
+      <w:lvlText w:val="%1."/>
+      <w:lvlJc w:val="left"/>
+      <w:pPr>
+        <w:ind w:left="500" w:hanging="300"/>
+      </w:pPr>
+      <w:rPr>
+        <w:rFonts w:ascii="Times New Roman" w:eastAsia="Times New Roman" w:hAnsi="Times New Roman" w:cs="Times New Roman"/>
+        <w:sz w:val="24"/>
+        <w:szCs w:val="24"/>
+      </w:rPr>
+    </w:lvl>
+    <w:lvl w:ilvl="1" w:tplc="ADD65B6A">
+      <w:numFmt w:val="decimal"/>
+      <w:lvlText w:val=""/>
+      <w:lvlJc w:val="left"/>
+    </w:lvl>
+    <w:lvl w:ilvl="2" w:tplc="86FE6218">
+      <w:numFmt w:val="decimal"/>
+      <w:lvlText w:val=""/>
+      <w:lvlJc w:val="left"/>
+    </w:lvl>
+    <w:lvl w:ilvl="3" w:tplc="A97A1F44">
+      <w:numFmt w:val="decimal"/>
+      <w:lvlText w:val=""/>
+      <w:lvlJc w:val="left"/>
+    </w:lvl>
+    <w:lvl w:ilvl="4" w:tplc="FAAEAE8C">
+      <w:numFmt w:val="decimal"/>
+      <w:lvlText w:val=""/>
+      <w:lvlJc w:val="left"/>
+    </w:lvl>
+    <w:lvl w:ilvl="5" w:tplc="E73C9B28">
+      <w:numFmt w:val="decimal"/>
+      <w:lvlText w:val=""/>
+      <w:lvlJc w:val="left"/>
+    </w:lvl>
+    <w:lvl w:ilvl="6" w:tplc="DFB84F3C">
+      <w:numFmt w:val="decimal"/>
+      <w:lvlText w:val=""/>
+      <w:lvlJc w:val="left"/>
+    </w:lvl>
+    <w:lvl w:ilvl="7" w:tplc="01F4391C">
+      <w:numFmt w:val="decimal"/>
+      <w:lvlText w:val=""/>
+      <w:lvlJc w:val="left"/>
+    </w:lvl>
+    <w:lvl w:ilvl="8" w:tplc="446C79FE">
       <w:numFmt w:val="decimal"/>
       <w:lvlText w:val=""/>
       <w:lvlJc w:val="left"/>
     </w:lvl>
   </w:abstractNum>
   <w:abstractNum w:abstractNumId="2" w15:restartNumberingAfterBreak="0">
-    <w:nsid w:val="4F7929BD"/>
+    <w:nsid w:val="32F944BB"/>
     <w:multiLevelType w:val="hybridMultilevel"/>
-    <w:tmpl w:val="E62E1948"/>
-    <w:lvl w:ilvl="0" w:tplc="4008FD28">
+    <w:tmpl w:val="FEFC94A2"/>
+    <w:lvl w:ilvl="0" w:tplc="911EBCBA">
       <w:start w:val="1"/>
-      <w:numFmt w:val="decimal"/>
-      <w:lvlText w:val="%1."/>
+      <w:numFmt w:val="bullet"/>
+      <w:lvlText w:val="●"/>
       <w:lvlJc w:val="left"/>
       <w:pPr>
-        <w:ind w:left="500" w:hanging="300"/>
-      </w:pPr>
-      <w:rPr>
-        <w:rFonts w:ascii="Times New Roman" w:eastAsia="Times New Roman" w:hAnsi="Times New Roman" w:cs="Times New Roman"/>
-        <w:sz w:val="24"/>
-        <w:szCs w:val="24"/>
-      </w:rPr>
+        <w:ind w:left="720" w:hanging="360"/>
+      </w:pPr>
     </w:lvl>
-    <w:lvl w:ilvl="1" w:tplc="AF0AAA42">
-      <w:numFmt w:val="decimal"/>
-      <w:lvlText w:val=""/>
+    <w:lvl w:ilvl="1" w:tplc="CBD65C74">
+      <w:start w:val="1"/>
+      <w:numFmt w:val="bullet"/>
+      <w:lvlText w:val="○"/>
       <w:lvlJc w:val="left"/>
+      <w:pPr>
+        <w:ind w:left="1440" w:hanging="360"/>
+      </w:pPr>
     </w:lvl>
-    <w:lvl w:ilvl="2" w:tplc="2488DC18">
-      <w:numFmt w:val="decimal"/>
-      <w:lvlText w:val=""/>
+    <w:lvl w:ilvl="2" w:tplc="5B704CAA">
+      <w:start w:val="1"/>
+      <w:numFmt w:val="bullet"/>
+      <w:lvlText w:val="■"/>
       <w:lvlJc w:val="left"/>
+      <w:pPr>
+        <w:ind w:left="2160" w:hanging="360"/>
+      </w:pPr>
     </w:lvl>
-    <w:lvl w:ilvl="3" w:tplc="2EFCFF06">
-      <w:numFmt w:val="decimal"/>
-      <w:lvlText w:val=""/>
+    <w:lvl w:ilvl="3" w:tplc="A15E2972">
+      <w:start w:val="1"/>
+      <w:numFmt w:val="bullet"/>
+      <w:lvlText w:val="●"/>
       <w:lvlJc w:val="left"/>
+      <w:pPr>
+        <w:ind w:left="2880" w:hanging="360"/>
+      </w:pPr>
     </w:lvl>
-    <w:lvl w:ilvl="4" w:tplc="3C34284C">
-      <w:numFmt w:val="decimal"/>
-      <w:lvlText w:val=""/>
+    <w:lvl w:ilvl="4" w:tplc="77DEFECE">
+      <w:start w:val="1"/>
+      <w:numFmt w:val="bullet"/>
+      <w:lvlText w:val="○"/>
       <w:lvlJc w:val="left"/>
+      <w:pPr>
+        <w:ind w:left="3600" w:hanging="360"/>
+      </w:pPr>
     </w:lvl>
-    <w:lvl w:ilvl="5" w:tplc="6FE8A556">
-      <w:numFmt w:val="decimal"/>
-      <w:lvlText w:val=""/>
+    <w:lvl w:ilvl="5" w:tplc="DDAA803E">
+      <w:start w:val="1"/>
+      <w:numFmt w:val="bullet"/>
+      <w:lvlText w:val="■"/>
       <w:lvlJc w:val="left"/>
+      <w:pPr>
+        <w:ind w:left="4320" w:hanging="360"/>
+      </w:pPr>
     </w:lvl>
-    <w:lvl w:ilvl="6" w:tplc="4594B052">
-      <w:numFmt w:val="decimal"/>
-      <w:lvlText w:val=""/>
+    <w:lvl w:ilvl="6" w:tplc="72C6874A">
+      <w:start w:val="1"/>
+      <w:numFmt w:val="bullet"/>
+      <w:lvlText w:val="●"/>
       <w:lvlJc w:val="left"/>
+      <w:pPr>
+        <w:ind w:left="5040" w:hanging="360"/>
+      </w:pPr>
     </w:lvl>
-    <w:lvl w:ilvl="7" w:tplc="C868D766">
-      <w:numFmt w:val="decimal"/>
-      <w:lvlText w:val=""/>
+    <w:lvl w:ilvl="7" w:tplc="927401FC">
+      <w:start w:val="1"/>
+      <w:numFmt w:val="bullet"/>
+      <w:lvlText w:val="●"/>
       <w:lvlJc w:val="left"/>
+      <w:pPr>
+        <w:ind w:left="5760" w:hanging="360"/>
+      </w:pPr>
     </w:lvl>
-    <w:lvl w:ilvl="8" w:tplc="E4BCA626">
-      <w:numFmt w:val="decimal"/>
-      <w:lvlText w:val=""/>
+    <w:lvl w:ilvl="8" w:tplc="98A0D600">
+      <w:start w:val="1"/>
+      <w:numFmt w:val="bullet"/>
+      <w:lvlText w:val="●"/>
       <w:lvlJc w:val="left"/>
+      <w:pPr>
+        <w:ind w:left="6480" w:hanging="360"/>
+      </w:pPr>
     </w:lvl>
   </w:abstractNum>
-  <w:num w:numId="1" w16cid:durableId="1677876069">
-    <w:abstractNumId w:val="0"/>
-    <w:lvlOverride w:ilvl="0">
-      <w:startOverride w:val="1"/>
-    </w:lvlOverride>
-  </w:num>
-  <w:num w:numId="2" w16cid:durableId="331295282">
+  <w:num w:numId="1" w16cid:durableId="410546704">
     <w:abstractNumId w:val="2"/>
     <w:lvlOverride w:ilvl="0">
       <w:startOverride w:val="1"/>
     </w:lvlOverride>
   </w:num>
-  <w:num w:numId="3" w16cid:durableId="779110654">
+  <w:num w:numId="2" w16cid:durableId="1662734951">
     <w:abstractNumId w:val="1"/>
+    <w:lvlOverride w:ilvl="0">
+      <w:startOverride w:val="1"/>
+    </w:lvlOverride>
+  </w:num>
+  <w:num w:numId="3" w16cid:durableId="634942944">
+    <w:abstractNumId w:val="0"/>
     <w:lvlOverride w:ilvl="0">
       <w:startOverride w:val="1"/>
     </w:lvlOverride>

--- a/Pakta_Integritas_Santri_dan_Orangtua (2).docx
+++ b/Pakta_Integritas_Santri_dan_Orangtua (2).docx
@@ -1711,10 +1711,10 @@
 <file path=word/numbering.xml><?xml version="1.0" encoding="utf-8"?>
 <w:numbering xmlns:wpc="http://schemas.microsoft.com/office/word/2010/wordprocessingCanvas" xmlns:cx="http://schemas.microsoft.com/office/drawing/2014/chartex" xmlns:cx1="http://schemas.microsoft.com/office/drawing/2015/9/8/chartex" xmlns:cx2="http://schemas.microsoft.com/office/drawing/2015/10/21/chartex" xmlns:cx3="http://schemas.microsoft.com/office/drawing/2016/5/9/chartex" xmlns:cx4="http://schemas.microsoft.com/office/drawing/2016/5/10/chartex" xmlns:cx5="http://schemas.microsoft.com/office/drawing/2016/5/11/chartex" xmlns:cx6="http://schemas.microsoft.com/office/drawing/2016/5/12/chartex" xmlns:cx7="http://schemas.microsoft.com/office/drawing/2016/5/13/chartex" xmlns:cx8="http://schemas.microsoft.com/office/drawing/2016/5/14/chartex" xmlns:mc="http://schemas.openxmlformats.org/markup-compatibility/2006" xmlns:aink="http://schemas.microsoft.com/office/drawing/2016/ink" xmlns:am3d="http://schemas.microsoft.com/office/drawing/2017/model3d" xmlns:o="urn:schemas-microsoft-com:office:office" xmlns:oel="http://schemas.microsoft.com/office/2019/extlst" xmlns:r="http://schemas.openxmlformats.org/officeDocument/2006/relationships" xmlns:m="http://schemas.openxmlformats.org/officeDocument/2006/math" xmlns:v="urn:schemas-microsoft-com:vml" xmlns:wp14="http://schemas.microsoft.com/office/word/2010/wordprocessingDrawing" xmlns:wp="http://schemas.openxmlformats.org/drawingml/2006/wordprocessingDrawing" xmlns:w10="urn:schemas-microsoft-com:office:word" xmlns:w="http://schemas.openxmlformats.org/wordprocessingml/2006/main" xmlns:w14="http://schemas.microsoft.com/office/word/2010/wordml" xmlns:w15="http://schemas.microsoft.com/office/word/2012/wordml" xmlns:w16cex="http://schemas.microsoft.com/office/word/2018/wordml/cex" xmlns:w16cid="http://schemas.microsoft.com/office/word/2016/wordml/cid" xmlns:w16="http://schemas.microsoft.com/office/word/2018/wordml" xmlns:w16sdtdh="http://schemas.microsoft.com/office/word/2020/wordml/sdtdatahash" xmlns:w16se="http://schemas.microsoft.com/office/word/2015/wordml/symex" xmlns:wpg="http://schemas.microsoft.com/office/word/2010/wordprocessingGroup" xmlns:wpi="http://schemas.microsoft.com/office/word/2010/wordprocessingInk" xmlns:wne="http://schemas.microsoft.com/office/word/2006/wordml" xmlns:wps="http://schemas.microsoft.com/office/word/2010/wordprocessingShape" mc:Ignorable="w14 w15 w16se w16cid w16 w16cex w16sdtdh wp14">
   <w:abstractNum w:abstractNumId="0" w15:restartNumberingAfterBreak="0">
-    <w:nsid w:val="09FF3E16"/>
+    <w:nsid w:val="019D0077"/>
     <w:multiLevelType w:val="hybridMultilevel"/>
-    <w:tmpl w:val="1D161BBC"/>
-    <w:lvl w:ilvl="0" w:tplc="42DC7C68">
+    <w:tmpl w:val="07D4BC0E"/>
+    <w:lvl w:ilvl="0" w:tplc="0BB81724">
       <w:start w:val="1"/>
       <w:numFmt w:val="decimal"/>
       <w:lvlText w:val="%1."/>
@@ -1728,52 +1728,52 @@
         <w:szCs w:val="24"/>
       </w:rPr>
     </w:lvl>
-    <w:lvl w:ilvl="1" w:tplc="23D61FBE">
+    <w:lvl w:ilvl="1" w:tplc="442A7DC6">
       <w:numFmt w:val="decimal"/>
       <w:lvlText w:val=""/>
       <w:lvlJc w:val="left"/>
     </w:lvl>
-    <w:lvl w:ilvl="2" w:tplc="0E9CD768">
+    <w:lvl w:ilvl="2" w:tplc="A8E4DC0E">
       <w:numFmt w:val="decimal"/>
       <w:lvlText w:val=""/>
       <w:lvlJc w:val="left"/>
     </w:lvl>
-    <w:lvl w:ilvl="3" w:tplc="376C8A1C">
+    <w:lvl w:ilvl="3" w:tplc="C486DF28">
       <w:numFmt w:val="decimal"/>
       <w:lvlText w:val=""/>
       <w:lvlJc w:val="left"/>
     </w:lvl>
-    <w:lvl w:ilvl="4" w:tplc="FE56B41C">
+    <w:lvl w:ilvl="4" w:tplc="C19E573A">
       <w:numFmt w:val="decimal"/>
       <w:lvlText w:val=""/>
       <w:lvlJc w:val="left"/>
     </w:lvl>
-    <w:lvl w:ilvl="5" w:tplc="14BCDADC">
+    <w:lvl w:ilvl="5" w:tplc="E2B0099E">
       <w:numFmt w:val="decimal"/>
       <w:lvlText w:val=""/>
       <w:lvlJc w:val="left"/>
     </w:lvl>
-    <w:lvl w:ilvl="6" w:tplc="B29239C2">
+    <w:lvl w:ilvl="6" w:tplc="3DB821C6">
       <w:numFmt w:val="decimal"/>
       <w:lvlText w:val=""/>
       <w:lvlJc w:val="left"/>
     </w:lvl>
-    <w:lvl w:ilvl="7" w:tplc="4CD8655A">
+    <w:lvl w:ilvl="7" w:tplc="2A7E6CD2">
       <w:numFmt w:val="decimal"/>
       <w:lvlText w:val=""/>
       <w:lvlJc w:val="left"/>
     </w:lvl>
-    <w:lvl w:ilvl="8" w:tplc="91FAA69A">
+    <w:lvl w:ilvl="8" w:tplc="279A8DC4">
       <w:numFmt w:val="decimal"/>
       <w:lvlText w:val=""/>
       <w:lvlJc w:val="left"/>
     </w:lvl>
   </w:abstractNum>
   <w:abstractNum w:abstractNumId="1" w15:restartNumberingAfterBreak="0">
-    <w:nsid w:val="31B52B0A"/>
+    <w:nsid w:val="15F63A8B"/>
     <w:multiLevelType w:val="hybridMultilevel"/>
-    <w:tmpl w:val="C2663AEA"/>
-    <w:lvl w:ilvl="0" w:tplc="ACB8A718">
+    <w:tmpl w:val="434ABF18"/>
+    <w:lvl w:ilvl="0" w:tplc="91ACD9BE">
       <w:start w:val="1"/>
       <w:numFmt w:val="decimal"/>
       <w:lvlText w:val="%1."/>
@@ -1787,52 +1787,52 @@
         <w:szCs w:val="24"/>
       </w:rPr>
     </w:lvl>
-    <w:lvl w:ilvl="1" w:tplc="ADD65B6A">
+    <w:lvl w:ilvl="1" w:tplc="0DACE444">
       <w:numFmt w:val="decimal"/>
       <w:lvlText w:val=""/>
       <w:lvlJc w:val="left"/>
     </w:lvl>
-    <w:lvl w:ilvl="2" w:tplc="86FE6218">
+    <w:lvl w:ilvl="2" w:tplc="82E04804">
       <w:numFmt w:val="decimal"/>
       <w:lvlText w:val=""/>
       <w:lvlJc w:val="left"/>
     </w:lvl>
-    <w:lvl w:ilvl="3" w:tplc="A97A1F44">
+    <w:lvl w:ilvl="3" w:tplc="4B7EB3EA">
       <w:numFmt w:val="decimal"/>
       <w:lvlText w:val=""/>
       <w:lvlJc w:val="left"/>
     </w:lvl>
-    <w:lvl w:ilvl="4" w:tplc="FAAEAE8C">
+    <w:lvl w:ilvl="4" w:tplc="C51A10E0">
       <w:numFmt w:val="decimal"/>
       <w:lvlText w:val=""/>
       <w:lvlJc w:val="left"/>
     </w:lvl>
-    <w:lvl w:ilvl="5" w:tplc="E73C9B28">
+    <w:lvl w:ilvl="5" w:tplc="C5364672">
       <w:numFmt w:val="decimal"/>
       <w:lvlText w:val=""/>
       <w:lvlJc w:val="left"/>
     </w:lvl>
-    <w:lvl w:ilvl="6" w:tplc="DFB84F3C">
+    <w:lvl w:ilvl="6" w:tplc="00B21A24">
       <w:numFmt w:val="decimal"/>
       <w:lvlText w:val=""/>
       <w:lvlJc w:val="left"/>
     </w:lvl>
-    <w:lvl w:ilvl="7" w:tplc="01F4391C">
+    <w:lvl w:ilvl="7" w:tplc="1C6E2440">
       <w:numFmt w:val="decimal"/>
       <w:lvlText w:val=""/>
       <w:lvlJc w:val="left"/>
     </w:lvl>
-    <w:lvl w:ilvl="8" w:tplc="446C79FE">
+    <w:lvl w:ilvl="8" w:tplc="339C35A4">
       <w:numFmt w:val="decimal"/>
       <w:lvlText w:val=""/>
       <w:lvlJc w:val="left"/>
     </w:lvl>
   </w:abstractNum>
   <w:abstractNum w:abstractNumId="2" w15:restartNumberingAfterBreak="0">
-    <w:nsid w:val="32F944BB"/>
+    <w:nsid w:val="2F156675"/>
     <w:multiLevelType w:val="hybridMultilevel"/>
-    <w:tmpl w:val="FEFC94A2"/>
-    <w:lvl w:ilvl="0" w:tplc="911EBCBA">
+    <w:tmpl w:val="A136292E"/>
+    <w:lvl w:ilvl="0" w:tplc="2A182618">
       <w:start w:val="1"/>
       <w:numFmt w:val="bullet"/>
       <w:lvlText w:val="●"/>
@@ -1841,7 +1841,7 @@
         <w:ind w:left="720" w:hanging="360"/>
       </w:pPr>
     </w:lvl>
-    <w:lvl w:ilvl="1" w:tplc="CBD65C74">
+    <w:lvl w:ilvl="1" w:tplc="DA00EC86">
       <w:start w:val="1"/>
       <w:numFmt w:val="bullet"/>
       <w:lvlText w:val="○"/>
@@ -1850,7 +1850,7 @@
         <w:ind w:left="1440" w:hanging="360"/>
       </w:pPr>
     </w:lvl>
-    <w:lvl w:ilvl="2" w:tplc="5B704CAA">
+    <w:lvl w:ilvl="2" w:tplc="95D21470">
       <w:start w:val="1"/>
       <w:numFmt w:val="bullet"/>
       <w:lvlText w:val="■"/>
@@ -1859,7 +1859,7 @@
         <w:ind w:left="2160" w:hanging="360"/>
       </w:pPr>
     </w:lvl>
-    <w:lvl w:ilvl="3" w:tplc="A15E2972">
+    <w:lvl w:ilvl="3" w:tplc="810C483A">
       <w:start w:val="1"/>
       <w:numFmt w:val="bullet"/>
       <w:lvlText w:val="●"/>
@@ -1868,7 +1868,7 @@
         <w:ind w:left="2880" w:hanging="360"/>
       </w:pPr>
     </w:lvl>
-    <w:lvl w:ilvl="4" w:tplc="77DEFECE">
+    <w:lvl w:ilvl="4" w:tplc="5616F384">
       <w:start w:val="1"/>
       <w:numFmt w:val="bullet"/>
       <w:lvlText w:val="○"/>
@@ -1877,7 +1877,7 @@
         <w:ind w:left="3600" w:hanging="360"/>
       </w:pPr>
     </w:lvl>
-    <w:lvl w:ilvl="5" w:tplc="DDAA803E">
+    <w:lvl w:ilvl="5" w:tplc="B5F066E8">
       <w:start w:val="1"/>
       <w:numFmt w:val="bullet"/>
       <w:lvlText w:val="■"/>
@@ -1886,7 +1886,7 @@
         <w:ind w:left="4320" w:hanging="360"/>
       </w:pPr>
     </w:lvl>
-    <w:lvl w:ilvl="6" w:tplc="72C6874A">
+    <w:lvl w:ilvl="6" w:tplc="37DAFB3A">
       <w:start w:val="1"/>
       <w:numFmt w:val="bullet"/>
       <w:lvlText w:val="●"/>
@@ -1895,7 +1895,7 @@
         <w:ind w:left="5040" w:hanging="360"/>
       </w:pPr>
     </w:lvl>
-    <w:lvl w:ilvl="7" w:tplc="927401FC">
+    <w:lvl w:ilvl="7" w:tplc="A7807952">
       <w:start w:val="1"/>
       <w:numFmt w:val="bullet"/>
       <w:lvlText w:val="●"/>
@@ -1904,7 +1904,7 @@
         <w:ind w:left="5760" w:hanging="360"/>
       </w:pPr>
     </w:lvl>
-    <w:lvl w:ilvl="8" w:tplc="98A0D600">
+    <w:lvl w:ilvl="8" w:tplc="CCB4BC2A">
       <w:start w:val="1"/>
       <w:numFmt w:val="bullet"/>
       <w:lvlText w:val="●"/>
@@ -1914,20 +1914,20 @@
       </w:pPr>
     </w:lvl>
   </w:abstractNum>
-  <w:num w:numId="1" w16cid:durableId="410546704">
+  <w:num w:numId="1" w16cid:durableId="1414812635">
     <w:abstractNumId w:val="2"/>
     <w:lvlOverride w:ilvl="0">
       <w:startOverride w:val="1"/>
     </w:lvlOverride>
   </w:num>
-  <w:num w:numId="2" w16cid:durableId="1662734951">
-    <w:abstractNumId w:val="1"/>
+  <w:num w:numId="2" w16cid:durableId="612368967">
+    <w:abstractNumId w:val="0"/>
     <w:lvlOverride w:ilvl="0">
       <w:startOverride w:val="1"/>
     </w:lvlOverride>
   </w:num>
-  <w:num w:numId="3" w16cid:durableId="634942944">
-    <w:abstractNumId w:val="0"/>
+  <w:num w:numId="3" w16cid:durableId="936641695">
+    <w:abstractNumId w:val="1"/>
     <w:lvlOverride w:ilvl="0">
       <w:startOverride w:val="1"/>
     </w:lvlOverride>

--- a/Pakta_Integritas_Santri_dan_Orangtua (2).docx
+++ b/Pakta_Integritas_Santri_dan_Orangtua (2).docx
@@ -14,67 +14,7 @@
           <w:sz w:val="32"/>
           <w:szCs w:val="32"/>
         </w:rPr>
-        <w:t>بسم</w:t>
-      </w:r>
-      <w:r>
-        <w:rPr>
-          <w:rFonts w:ascii="Traditional Arabic" w:eastAsia="Traditional Arabic" w:hAnsi="Traditional Arabic" w:cs="Traditional Arabic"/>
-          <w:b/>
-          <w:bCs/>
-          <w:sz w:val="32"/>
-          <w:szCs w:val="32"/>
-        </w:rPr>
-        <w:t xml:space="preserve"> </w:t>
-      </w:r>
-      <w:r>
-        <w:rPr>
-          <w:rFonts w:ascii="Traditional Arabic" w:eastAsia="Traditional Arabic" w:hAnsi="Traditional Arabic" w:cs="Traditional Arabic"/>
-          <w:b/>
-          <w:bCs/>
-          <w:sz w:val="32"/>
-          <w:szCs w:val="32"/>
-        </w:rPr>
-        <w:t>الله</w:t>
-      </w:r>
-      <w:r>
-        <w:rPr>
-          <w:rFonts w:ascii="Traditional Arabic" w:eastAsia="Traditional Arabic" w:hAnsi="Traditional Arabic" w:cs="Traditional Arabic"/>
-          <w:b/>
-          <w:bCs/>
-          <w:sz w:val="32"/>
-          <w:szCs w:val="32"/>
-        </w:rPr>
-        <w:t xml:space="preserve"> </w:t>
-      </w:r>
-      <w:r>
-        <w:rPr>
-          <w:rFonts w:ascii="Traditional Arabic" w:eastAsia="Traditional Arabic" w:hAnsi="Traditional Arabic" w:cs="Traditional Arabic"/>
-          <w:b/>
-          <w:bCs/>
-          <w:sz w:val="32"/>
-          <w:szCs w:val="32"/>
-        </w:rPr>
-        <w:t>الرحمن</w:t>
-      </w:r>
-      <w:r>
-        <w:rPr>
-          <w:rFonts w:ascii="Traditional Arabic" w:eastAsia="Traditional Arabic" w:hAnsi="Traditional Arabic" w:cs="Traditional Arabic"/>
-          <w:b/>
-          <w:bCs/>
-          <w:sz w:val="32"/>
-          <w:szCs w:val="32"/>
-        </w:rPr>
-        <w:t xml:space="preserve"> </w:t>
-      </w:r>
-      <w:r>
-        <w:rPr>
-          <w:rFonts w:ascii="Traditional Arabic" w:eastAsia="Traditional Arabic" w:hAnsi="Traditional Arabic" w:cs="Traditional Arabic"/>
-          <w:b/>
-          <w:bCs/>
-          <w:sz w:val="32"/>
-          <w:szCs w:val="32"/>
-        </w:rPr>
-        <w:t>الرحيم</w:t>
+        <w:t>بسم الله الرحمن الرحيم</w:t>
       </w:r>
     </w:p>
     <w:p/>
@@ -132,12 +72,6 @@
         <w:gridCol w:w="1378"/>
       </w:tblGrid>
       <w:tr>
-        <w:tblPrEx>
-          <w:tblCellMar>
-            <w:top w:w="0" w:type="dxa"/>
-            <w:bottom w:w="0" w:type="dxa"/>
-          </w:tblCellMar>
-        </w:tblPrEx>
         <w:trPr>
           <w:gridAfter w:val="1"/>
           <w:wAfter w:w="2000" w:type="dxa"/>
@@ -293,12 +227,6 @@
         </w:tc>
       </w:tr>
       <w:tr>
-        <w:tblPrEx>
-          <w:tblCellMar>
-            <w:top w:w="0" w:type="dxa"/>
-            <w:bottom w:w="0" w:type="dxa"/>
-          </w:tblCellMar>
-        </w:tblPrEx>
         <w:trPr>
           <w:gridAfter w:val="1"/>
           <w:wAfter w:w="2000" w:type="dxa"/>
@@ -446,12 +374,6 @@
         </w:tc>
       </w:tr>
       <w:tr>
-        <w:tblPrEx>
-          <w:tblCellMar>
-            <w:top w:w="0" w:type="dxa"/>
-            <w:bottom w:w="0" w:type="dxa"/>
-          </w:tblCellMar>
-        </w:tblPrEx>
         <w:tc>
           <w:tcPr>
             <w:tcW w:w="2200" w:type="dxa"/>
@@ -670,12 +592,6 @@
         <w:gridCol w:w="4560"/>
       </w:tblGrid>
       <w:tr>
-        <w:tblPrEx>
-          <w:tblCellMar>
-            <w:top w:w="0" w:type="dxa"/>
-            <w:bottom w:w="0" w:type="dxa"/>
-          </w:tblCellMar>
-        </w:tblPrEx>
         <w:tc>
           <w:tcPr>
             <w:tcW w:w="4333" w:type="dxa"/>
@@ -803,67 +719,7 @@
           <w:szCs w:val="32"/>
         </w:rPr>
         <w:lastRenderedPageBreak/>
-        <w:t>بسم</w:t>
-      </w:r>
-      <w:r>
-        <w:rPr>
-          <w:rFonts w:ascii="Traditional Arabic" w:eastAsia="Traditional Arabic" w:hAnsi="Traditional Arabic" w:cs="Traditional Arabic"/>
-          <w:b/>
-          <w:bCs/>
-          <w:sz w:val="32"/>
-          <w:szCs w:val="32"/>
-        </w:rPr>
-        <w:t xml:space="preserve"> </w:t>
-      </w:r>
-      <w:r>
-        <w:rPr>
-          <w:rFonts w:ascii="Traditional Arabic" w:eastAsia="Traditional Arabic" w:hAnsi="Traditional Arabic" w:cs="Traditional Arabic"/>
-          <w:b/>
-          <w:bCs/>
-          <w:sz w:val="32"/>
-          <w:szCs w:val="32"/>
-        </w:rPr>
-        <w:t>الله</w:t>
-      </w:r>
-      <w:r>
-        <w:rPr>
-          <w:rFonts w:ascii="Traditional Arabic" w:eastAsia="Traditional Arabic" w:hAnsi="Traditional Arabic" w:cs="Traditional Arabic"/>
-          <w:b/>
-          <w:bCs/>
-          <w:sz w:val="32"/>
-          <w:szCs w:val="32"/>
-        </w:rPr>
-        <w:t xml:space="preserve"> </w:t>
-      </w:r>
-      <w:r>
-        <w:rPr>
-          <w:rFonts w:ascii="Traditional Arabic" w:eastAsia="Traditional Arabic" w:hAnsi="Traditional Arabic" w:cs="Traditional Arabic"/>
-          <w:b/>
-          <w:bCs/>
-          <w:sz w:val="32"/>
-          <w:szCs w:val="32"/>
-        </w:rPr>
-        <w:t>الرحمن</w:t>
-      </w:r>
-      <w:r>
-        <w:rPr>
-          <w:rFonts w:ascii="Traditional Arabic" w:eastAsia="Traditional Arabic" w:hAnsi="Traditional Arabic" w:cs="Traditional Arabic"/>
-          <w:b/>
-          <w:bCs/>
-          <w:sz w:val="32"/>
-          <w:szCs w:val="32"/>
-        </w:rPr>
-        <w:t xml:space="preserve"> </w:t>
-      </w:r>
-      <w:r>
-        <w:rPr>
-          <w:rFonts w:ascii="Traditional Arabic" w:eastAsia="Traditional Arabic" w:hAnsi="Traditional Arabic" w:cs="Traditional Arabic"/>
-          <w:b/>
-          <w:bCs/>
-          <w:sz w:val="32"/>
-          <w:szCs w:val="32"/>
-        </w:rPr>
-        <w:t>الرحيم</w:t>
+        <w:t>بسم الله الرحمن الرحيم</w:t>
       </w:r>
     </w:p>
     <w:p/>
@@ -921,12 +777,6 @@
         <w:gridCol w:w="1505"/>
       </w:tblGrid>
       <w:tr>
-        <w:tblPrEx>
-          <w:tblCellMar>
-            <w:top w:w="0" w:type="dxa"/>
-            <w:bottom w:w="0" w:type="dxa"/>
-          </w:tblCellMar>
-        </w:tblPrEx>
         <w:tc>
           <w:tcPr>
             <w:tcW w:w="2200" w:type="dxa"/>
@@ -1001,12 +851,6 @@
         </w:tc>
       </w:tr>
       <w:tr>
-        <w:tblPrEx>
-          <w:tblCellMar>
-            <w:top w:w="0" w:type="dxa"/>
-            <w:bottom w:w="0" w:type="dxa"/>
-          </w:tblCellMar>
-        </w:tblPrEx>
         <w:tc>
           <w:tcPr>
             <w:tcW w:w="2200" w:type="dxa"/>
@@ -1081,12 +925,6 @@
         </w:tc>
       </w:tr>
       <w:tr>
-        <w:tblPrEx>
-          <w:tblCellMar>
-            <w:top w:w="0" w:type="dxa"/>
-            <w:bottom w:w="0" w:type="dxa"/>
-          </w:tblCellMar>
-        </w:tblPrEx>
         <w:trPr>
           <w:gridAfter w:val="1"/>
           <w:wAfter w:w="2000" w:type="dxa"/>
@@ -1274,12 +1112,6 @@
         <w:gridCol w:w="2133"/>
       </w:tblGrid>
       <w:tr>
-        <w:tblPrEx>
-          <w:tblCellMar>
-            <w:top w:w="0" w:type="dxa"/>
-            <w:bottom w:w="0" w:type="dxa"/>
-          </w:tblCellMar>
-        </w:tblPrEx>
         <w:tc>
           <w:tcPr>
             <w:tcW w:w="2000" w:type="dxa"/>
@@ -1588,12 +1420,6 @@
         <w:gridCol w:w="4560"/>
       </w:tblGrid>
       <w:tr>
-        <w:tblPrEx>
-          <w:tblCellMar>
-            <w:top w:w="0" w:type="dxa"/>
-            <w:bottom w:w="0" w:type="dxa"/>
-          </w:tblCellMar>
-        </w:tblPrEx>
         <w:tc>
           <w:tcPr>
             <w:tcW w:w="4333" w:type="dxa"/>
